--- a/templates/04-chinh-sach-quy-trinh/ke-hoach-dao-tao-dien-tap.docx
+++ b/templates/04-chinh-sach-quy-trinh/ke-hoach-dao-tao-dien-tap.docx
@@ -180,7 +180,7 @@
                 <w:szCs w:val="26"/>
                 <w:highlight w:val="yellow"/>
               </w:rPr>
-              <w:t xml:space="preserve">18/2026</w:t>
+              <w:t xml:space="preserve">01/2026</w:t>
             </w:r>
             <w:r>
               <w:rPr>
@@ -509,6 +509,7 @@
           </w:tcPr>
           <w:p>
             <w:pPr>
+              <w:keepNext/>
               <w:spacing w:after="0" w:before="0" w:line="240" w:lineRule="auto"/>
               <w:jc w:val="center"/>
             </w:pPr>
@@ -546,6 +547,7 @@
           </w:tcPr>
           <w:p>
             <w:pPr>
+              <w:keepNext/>
               <w:spacing w:after="0" w:before="0" w:line="240" w:lineRule="auto"/>
               <w:jc w:val="center"/>
             </w:pPr>
@@ -583,6 +585,7 @@
           </w:tcPr>
           <w:p>
             <w:pPr>
+              <w:keepNext/>
               <w:spacing w:after="0" w:before="0" w:line="240" w:lineRule="auto"/>
               <w:jc w:val="center"/>
             </w:pPr>
@@ -620,6 +623,7 @@
           </w:tcPr>
           <w:p>
             <w:pPr>
+              <w:keepNext/>
               <w:spacing w:after="0" w:before="0" w:line="240" w:lineRule="auto"/>
               <w:jc w:val="center"/>
             </w:pPr>
@@ -657,6 +661,7 @@
           </w:tcPr>
           <w:p>
             <w:pPr>
+              <w:keepNext/>
               <w:spacing w:after="0" w:before="0" w:line="240" w:lineRule="auto"/>
               <w:jc w:val="center"/>
             </w:pPr>
@@ -694,6 +699,7 @@
           </w:tcPr>
           <w:p>
             <w:pPr>
+              <w:keepNext/>
               <w:spacing w:after="0" w:before="0" w:line="240" w:lineRule="auto"/>
               <w:jc w:val="center"/>
             </w:pPr>
@@ -731,6 +737,7 @@
           </w:tcPr>
           <w:p>
             <w:pPr>
+              <w:keepNext/>
               <w:spacing w:after="0" w:before="0" w:line="240" w:lineRule="auto"/>
               <w:jc w:val="center"/>
             </w:pPr>
@@ -773,6 +780,7 @@
           </w:tcPr>
           <w:p>
             <w:pPr>
+              <w:keepNext/>
               <w:spacing w:after="0" w:before="0" w:line="240" w:lineRule="auto"/>
               <w:jc w:val="left"/>
             </w:pPr>
@@ -809,6 +817,7 @@
           </w:tcPr>
           <w:p>
             <w:pPr>
+              <w:keepNext/>
               <w:spacing w:after="0" w:before="0" w:line="240" w:lineRule="auto"/>
               <w:jc w:val="left"/>
             </w:pPr>
@@ -845,6 +854,7 @@
           </w:tcPr>
           <w:p>
             <w:pPr>
+              <w:keepNext/>
               <w:spacing w:after="0" w:before="0" w:line="240" w:lineRule="auto"/>
               <w:jc w:val="left"/>
             </w:pPr>
@@ -881,6 +891,7 @@
           </w:tcPr>
           <w:p>
             <w:pPr>
+              <w:keepNext/>
               <w:spacing w:after="0" w:before="0" w:line="240" w:lineRule="auto"/>
               <w:jc w:val="left"/>
             </w:pPr>
@@ -917,6 +928,7 @@
           </w:tcPr>
           <w:p>
             <w:pPr>
+              <w:keepNext/>
               <w:spacing w:after="0" w:before="0" w:line="240" w:lineRule="auto"/>
               <w:jc w:val="left"/>
             </w:pPr>
@@ -953,6 +965,7 @@
           </w:tcPr>
           <w:p>
             <w:pPr>
+              <w:keepNext/>
               <w:spacing w:after="0" w:before="0" w:line="240" w:lineRule="auto"/>
               <w:jc w:val="left"/>
             </w:pPr>
@@ -989,6 +1002,7 @@
           </w:tcPr>
           <w:p>
             <w:pPr>
+              <w:keepNext/>
               <w:spacing w:after="0" w:before="0" w:line="240" w:lineRule="auto"/>
               <w:jc w:val="left"/>
             </w:pPr>
@@ -1031,6 +1045,7 @@
           </w:tcPr>
           <w:p>
             <w:pPr>
+              <w:keepNext/>
               <w:spacing w:after="0" w:before="0" w:line="240" w:lineRule="auto"/>
               <w:jc w:val="left"/>
             </w:pPr>
@@ -1067,6 +1082,7 @@
           </w:tcPr>
           <w:p>
             <w:pPr>
+              <w:keepNext/>
               <w:spacing w:after="0" w:before="0" w:line="240" w:lineRule="auto"/>
               <w:jc w:val="left"/>
             </w:pPr>
@@ -1103,6 +1119,7 @@
           </w:tcPr>
           <w:p>
             <w:pPr>
+              <w:keepNext/>
               <w:spacing w:after="0" w:before="0" w:line="240" w:lineRule="auto"/>
               <w:jc w:val="left"/>
             </w:pPr>
@@ -1139,6 +1156,7 @@
           </w:tcPr>
           <w:p>
             <w:pPr>
+              <w:keepNext/>
               <w:spacing w:after="0" w:before="0" w:line="240" w:lineRule="auto"/>
               <w:jc w:val="left"/>
             </w:pPr>
@@ -1175,6 +1193,7 @@
           </w:tcPr>
           <w:p>
             <w:pPr>
+              <w:keepNext/>
               <w:spacing w:after="0" w:before="0" w:line="240" w:lineRule="auto"/>
               <w:jc w:val="left"/>
             </w:pPr>
@@ -1211,6 +1230,7 @@
           </w:tcPr>
           <w:p>
             <w:pPr>
+              <w:keepNext/>
               <w:spacing w:after="0" w:before="0" w:line="240" w:lineRule="auto"/>
               <w:jc w:val="left"/>
             </w:pPr>
@@ -1247,6 +1267,7 @@
           </w:tcPr>
           <w:p>
             <w:pPr>
+              <w:keepNext/>
               <w:spacing w:after="0" w:before="0" w:line="240" w:lineRule="auto"/>
               <w:jc w:val="left"/>
             </w:pPr>
@@ -1289,6 +1310,7 @@
           </w:tcPr>
           <w:p>
             <w:pPr>
+              <w:keepNext/>
               <w:spacing w:after="0" w:before="0" w:line="240" w:lineRule="auto"/>
               <w:jc w:val="left"/>
             </w:pPr>
@@ -1325,6 +1347,7 @@
           </w:tcPr>
           <w:p>
             <w:pPr>
+              <w:keepNext/>
               <w:spacing w:after="0" w:before="0" w:line="240" w:lineRule="auto"/>
               <w:jc w:val="left"/>
             </w:pPr>
@@ -1361,6 +1384,7 @@
           </w:tcPr>
           <w:p>
             <w:pPr>
+              <w:keepNext/>
               <w:spacing w:after="0" w:before="0" w:line="240" w:lineRule="auto"/>
               <w:jc w:val="left"/>
             </w:pPr>
@@ -1397,6 +1421,7 @@
           </w:tcPr>
           <w:p>
             <w:pPr>
+              <w:keepNext/>
               <w:spacing w:after="0" w:before="0" w:line="240" w:lineRule="auto"/>
               <w:jc w:val="left"/>
             </w:pPr>
@@ -1433,6 +1458,7 @@
           </w:tcPr>
           <w:p>
             <w:pPr>
+              <w:keepNext/>
               <w:spacing w:after="0" w:before="0" w:line="240" w:lineRule="auto"/>
               <w:jc w:val="left"/>
             </w:pPr>
@@ -1469,6 +1495,7 @@
           </w:tcPr>
           <w:p>
             <w:pPr>
+              <w:keepNext/>
               <w:spacing w:after="0" w:before="0" w:line="240" w:lineRule="auto"/>
               <w:jc w:val="left"/>
             </w:pPr>
@@ -1506,6 +1533,7 @@
           </w:tcPr>
           <w:p>
             <w:pPr>
+              <w:keepNext/>
               <w:spacing w:after="0" w:before="0" w:line="240" w:lineRule="auto"/>
               <w:jc w:val="left"/>
             </w:pPr>
@@ -1536,6 +1564,7 @@
           </w:tcPr>
           <w:p>
             <w:pPr>
+              <w:keepNext/>
               <w:spacing w:after="0" w:before="0" w:line="240" w:lineRule="auto"/>
               <w:jc w:val="left"/>
             </w:pPr>
@@ -1572,6 +1601,7 @@
           </w:tcPr>
           <w:p>
             <w:pPr>
+              <w:keepNext/>
               <w:spacing w:after="0" w:before="0" w:line="240" w:lineRule="auto"/>
               <w:jc w:val="left"/>
             </w:pPr>
@@ -1608,6 +1638,7 @@
           </w:tcPr>
           <w:p>
             <w:pPr>
+              <w:keepNext/>
               <w:spacing w:after="0" w:before="0" w:line="240" w:lineRule="auto"/>
               <w:jc w:val="left"/>
             </w:pPr>
@@ -1644,6 +1675,7 @@
           </w:tcPr>
           <w:p>
             <w:pPr>
+              <w:keepNext/>
               <w:spacing w:after="0" w:before="0" w:line="240" w:lineRule="auto"/>
               <w:jc w:val="left"/>
             </w:pPr>
@@ -1680,6 +1712,7 @@
           </w:tcPr>
           <w:p>
             <w:pPr>
+              <w:keepNext/>
               <w:spacing w:after="0" w:before="0" w:line="240" w:lineRule="auto"/>
               <w:jc w:val="left"/>
             </w:pPr>
@@ -1716,6 +1749,7 @@
           </w:tcPr>
           <w:p>
             <w:pPr>
+              <w:keepNext/>
               <w:spacing w:after="0" w:before="0" w:line="240" w:lineRule="auto"/>
               <w:jc w:val="left"/>
             </w:pPr>
@@ -1752,6 +1786,7 @@
           </w:tcPr>
           <w:p>
             <w:pPr>
+              <w:keepNext/>
               <w:spacing w:after="0" w:before="0" w:line="240" w:lineRule="auto"/>
               <w:jc w:val="left"/>
             </w:pPr>
@@ -1794,6 +1829,7 @@
           </w:tcPr>
           <w:p>
             <w:pPr>
+              <w:keepNext w:val="false"/>
               <w:spacing w:after="0" w:before="0" w:line="240" w:lineRule="auto"/>
               <w:jc w:val="left"/>
             </w:pPr>
@@ -1830,6 +1866,7 @@
           </w:tcPr>
           <w:p>
             <w:pPr>
+              <w:keepNext w:val="false"/>
               <w:spacing w:after="0" w:before="0" w:line="240" w:lineRule="auto"/>
               <w:jc w:val="left"/>
             </w:pPr>
@@ -1866,6 +1903,7 @@
           </w:tcPr>
           <w:p>
             <w:pPr>
+              <w:keepNext w:val="false"/>
               <w:spacing w:after="0" w:before="0" w:line="240" w:lineRule="auto"/>
               <w:jc w:val="left"/>
             </w:pPr>
@@ -1902,6 +1940,7 @@
           </w:tcPr>
           <w:p>
             <w:pPr>
+              <w:keepNext w:val="false"/>
               <w:spacing w:after="0" w:before="0" w:line="240" w:lineRule="auto"/>
               <w:jc w:val="left"/>
             </w:pPr>
@@ -1938,6 +1977,7 @@
           </w:tcPr>
           <w:p>
             <w:pPr>
+              <w:keepNext w:val="false"/>
               <w:spacing w:after="0" w:before="0" w:line="240" w:lineRule="auto"/>
               <w:jc w:val="left"/>
             </w:pPr>
@@ -1974,6 +2014,7 @@
           </w:tcPr>
           <w:p>
             <w:pPr>
+              <w:keepNext w:val="false"/>
               <w:spacing w:after="0" w:before="0" w:line="240" w:lineRule="auto"/>
               <w:jc w:val="left"/>
             </w:pPr>
@@ -2010,6 +2051,7 @@
           </w:tcPr>
           <w:p>
             <w:pPr>
+              <w:keepNext w:val="false"/>
               <w:spacing w:after="0" w:before="0" w:line="240" w:lineRule="auto"/>
               <w:jc w:val="left"/>
             </w:pPr>
@@ -2071,11 +2113,11 @@
         <w:gridCol w:w="695"/>
         <w:gridCol w:w="5645"/>
         <w:gridCol w:w="1388"/>
-        <w:gridCol w:w="1359"/>
-        <w:gridCol w:w="1190"/>
-        <w:gridCol w:w="1061"/>
-        <w:gridCol w:w="1061"/>
-        <w:gridCol w:w="1061"/>
+        <w:gridCol w:w="1421"/>
+        <w:gridCol w:w="2114"/>
+        <w:gridCol w:w="732"/>
+        <w:gridCol w:w="732"/>
+        <w:gridCol w:w="733"/>
       </w:tblGrid>
       <w:tr>
         <w:trPr>
@@ -2102,6 +2144,7 @@
           </w:tcPr>
           <w:p>
             <w:pPr>
+              <w:keepNext/>
               <w:spacing w:after="0" w:before="0" w:line="240" w:lineRule="auto"/>
               <w:jc w:val="center"/>
             </w:pPr>
@@ -2139,6 +2182,7 @@
           </w:tcPr>
           <w:p>
             <w:pPr>
+              <w:keepNext/>
               <w:spacing w:after="0" w:before="0" w:line="240" w:lineRule="auto"/>
               <w:jc w:val="center"/>
             </w:pPr>
@@ -2176,6 +2220,7 @@
           </w:tcPr>
           <w:p>
             <w:pPr>
+              <w:keepNext/>
               <w:spacing w:after="0" w:before="0" w:line="240" w:lineRule="auto"/>
               <w:jc w:val="center"/>
             </w:pPr>
@@ -2213,6 +2258,7 @@
           </w:tcPr>
           <w:p>
             <w:pPr>
+              <w:keepNext/>
               <w:spacing w:after="0" w:before="0" w:line="240" w:lineRule="auto"/>
               <w:jc w:val="center"/>
             </w:pPr>
@@ -2232,7 +2278,7 @@
         </w:tc>
         <w:tc>
           <w:tcPr>
-            <w:tcW w:type="dxa" w:w="1359"/>
+            <w:tcW w:type="dxa" w:w="1421"/>
             <w:tcBorders>
               <w:top w:val="single" w:color="000000" w:sz="4"/>
               <w:left w:val="single" w:color="000000" w:sz="4"/>
@@ -2250,6 +2296,7 @@
           </w:tcPr>
           <w:p>
             <w:pPr>
+              <w:keepNext/>
               <w:spacing w:after="0" w:before="0" w:line="240" w:lineRule="auto"/>
               <w:jc w:val="center"/>
             </w:pPr>
@@ -2269,7 +2316,7 @@
         </w:tc>
         <w:tc>
           <w:tcPr>
-            <w:tcW w:type="dxa" w:w="1190"/>
+            <w:tcW w:type="dxa" w:w="2114"/>
             <w:tcBorders>
               <w:top w:val="single" w:color="000000" w:sz="4"/>
               <w:left w:val="single" w:color="000000" w:sz="4"/>
@@ -2287,6 +2334,7 @@
           </w:tcPr>
           <w:p>
             <w:pPr>
+              <w:keepNext/>
               <w:spacing w:after="0" w:before="0" w:line="240" w:lineRule="auto"/>
               <w:jc w:val="center"/>
             </w:pPr>
@@ -2306,7 +2354,7 @@
         </w:tc>
         <w:tc>
           <w:tcPr>
-            <w:tcW w:type="dxa" w:w="1061"/>
+            <w:tcW w:type="dxa" w:w="732"/>
             <w:tcBorders>
               <w:top w:val="single" w:color="000000" w:sz="4"/>
               <w:left w:val="single" w:color="000000" w:sz="4"/>
@@ -2324,6 +2372,7 @@
           </w:tcPr>
           <w:p>
             <w:pPr>
+              <w:keepNext/>
               <w:spacing w:after="0" w:before="0" w:line="240" w:lineRule="auto"/>
               <w:jc w:val="center"/>
             </w:pPr>
@@ -2343,7 +2392,7 @@
         </w:tc>
         <w:tc>
           <w:tcPr>
-            <w:tcW w:type="dxa" w:w="1061"/>
+            <w:tcW w:type="dxa" w:w="732"/>
             <w:tcBorders>
               <w:top w:val="single" w:color="000000" w:sz="4"/>
               <w:left w:val="single" w:color="000000" w:sz="4"/>
@@ -2361,6 +2410,7 @@
           </w:tcPr>
           <w:p>
             <w:pPr>
+              <w:keepNext/>
               <w:spacing w:after="0" w:before="0" w:line="240" w:lineRule="auto"/>
               <w:jc w:val="center"/>
             </w:pPr>
@@ -2380,7 +2430,7 @@
         </w:tc>
         <w:tc>
           <w:tcPr>
-            <w:tcW w:type="dxa" w:w="1061"/>
+            <w:tcW w:type="dxa" w:w="733"/>
             <w:tcBorders>
               <w:top w:val="single" w:color="000000" w:sz="4"/>
               <w:left w:val="single" w:color="000000" w:sz="4"/>
@@ -2398,6 +2448,7 @@
           </w:tcPr>
           <w:p>
             <w:pPr>
+              <w:keepNext/>
               <w:spacing w:after="0" w:before="0" w:line="240" w:lineRule="auto"/>
               <w:jc w:val="center"/>
             </w:pPr>
@@ -2440,6 +2491,7 @@
           </w:tcPr>
           <w:p>
             <w:pPr>
+              <w:keepNext w:val="false"/>
               <w:spacing w:after="0" w:before="0" w:line="240" w:lineRule="auto"/>
               <w:jc w:val="left"/>
             </w:pPr>
@@ -2476,6 +2528,7 @@
           </w:tcPr>
           <w:p>
             <w:pPr>
+              <w:keepNext w:val="false"/>
               <w:spacing w:after="0" w:before="0" w:line="240" w:lineRule="auto"/>
               <w:jc w:val="left"/>
             </w:pPr>
@@ -2512,6 +2565,7 @@
           </w:tcPr>
           <w:p>
             <w:pPr>
+              <w:keepNext w:val="false"/>
               <w:spacing w:after="0" w:before="0" w:line="240" w:lineRule="auto"/>
               <w:jc w:val="left"/>
             </w:pPr>
@@ -2586,6 +2640,7 @@
           </w:tcPr>
           <w:p>
             <w:pPr>
+              <w:keepNext w:val="false"/>
               <w:spacing w:after="0" w:before="0" w:line="240" w:lineRule="auto"/>
               <w:jc w:val="left"/>
             </w:pPr>
@@ -2605,119 +2660,124 @@
         </w:tc>
         <w:tc>
           <w:tcPr>
-            <w:tcW w:type="dxa" w:w="1359"/>
-            <w:tcBorders>
-              <w:top w:val="single" w:color="000000" w:sz="4"/>
-              <w:left w:val="single" w:color="000000" w:sz="4"/>
-              <w:bottom w:val="single" w:color="000000" w:sz="4"/>
-              <w:right w:val="single" w:color="000000" w:sz="4"/>
-            </w:tcBorders>
-            <w:tcMar>
-              <w:top w:type="dxa" w:w="30"/>
-              <w:left w:type="dxa" w:w="70"/>
-              <w:bottom w:type="dxa" w:w="30"/>
-              <w:right w:type="dxa" w:w="70"/>
-            </w:tcMar>
-            <w:vAlign w:val="center"/>
-          </w:tcPr>
-          <w:p>
-            <w:pPr>
-              <w:spacing w:after="0" w:before="0" w:line="240" w:lineRule="auto"/>
-              <w:jc w:val="left"/>
-            </w:pPr>
-          </w:p>
-        </w:tc>
-        <w:tc>
-          <w:tcPr>
-            <w:tcW w:type="dxa" w:w="1190"/>
-            <w:tcBorders>
-              <w:top w:val="single" w:color="000000" w:sz="4"/>
-              <w:left w:val="single" w:color="000000" w:sz="4"/>
-              <w:bottom w:val="single" w:color="000000" w:sz="4"/>
-              <w:right w:val="single" w:color="000000" w:sz="4"/>
-            </w:tcBorders>
-            <w:tcMar>
-              <w:top w:type="dxa" w:w="30"/>
-              <w:left w:type="dxa" w:w="70"/>
-              <w:bottom w:type="dxa" w:w="30"/>
-              <w:right w:type="dxa" w:w="70"/>
-            </w:tcMar>
-            <w:vAlign w:val="center"/>
-          </w:tcPr>
-          <w:p>
-            <w:pPr>
-              <w:spacing w:after="0" w:before="0" w:line="240" w:lineRule="auto"/>
-              <w:jc w:val="left"/>
-            </w:pPr>
-          </w:p>
-        </w:tc>
-        <w:tc>
-          <w:tcPr>
-            <w:tcW w:type="dxa" w:w="1061"/>
-            <w:tcBorders>
-              <w:top w:val="single" w:color="000000" w:sz="4"/>
-              <w:left w:val="single" w:color="000000" w:sz="4"/>
-              <w:bottom w:val="single" w:color="000000" w:sz="4"/>
-              <w:right w:val="single" w:color="000000" w:sz="4"/>
-            </w:tcBorders>
-            <w:tcMar>
-              <w:top w:type="dxa" w:w="30"/>
-              <w:left w:type="dxa" w:w="70"/>
-              <w:bottom w:type="dxa" w:w="30"/>
-              <w:right w:type="dxa" w:w="70"/>
-            </w:tcMar>
-            <w:vAlign w:val="center"/>
-          </w:tcPr>
-          <w:p>
-            <w:pPr>
-              <w:spacing w:after="0" w:before="0" w:line="240" w:lineRule="auto"/>
-              <w:jc w:val="left"/>
-            </w:pPr>
-          </w:p>
-        </w:tc>
-        <w:tc>
-          <w:tcPr>
-            <w:tcW w:type="dxa" w:w="1061"/>
-            <w:tcBorders>
-              <w:top w:val="single" w:color="000000" w:sz="4"/>
-              <w:left w:val="single" w:color="000000" w:sz="4"/>
-              <w:bottom w:val="single" w:color="000000" w:sz="4"/>
-              <w:right w:val="single" w:color="000000" w:sz="4"/>
-            </w:tcBorders>
-            <w:tcMar>
-              <w:top w:type="dxa" w:w="30"/>
-              <w:left w:type="dxa" w:w="70"/>
-              <w:bottom w:type="dxa" w:w="30"/>
-              <w:right w:type="dxa" w:w="70"/>
-            </w:tcMar>
-            <w:vAlign w:val="center"/>
-          </w:tcPr>
-          <w:p>
-            <w:pPr>
-              <w:spacing w:after="0" w:before="0" w:line="240" w:lineRule="auto"/>
-              <w:jc w:val="left"/>
-            </w:pPr>
-          </w:p>
-        </w:tc>
-        <w:tc>
-          <w:tcPr>
-            <w:tcW w:type="dxa" w:w="1061"/>
-            <w:tcBorders>
-              <w:top w:val="single" w:color="000000" w:sz="4"/>
-              <w:left w:val="single" w:color="000000" w:sz="4"/>
-              <w:bottom w:val="single" w:color="000000" w:sz="4"/>
-              <w:right w:val="single" w:color="000000" w:sz="4"/>
-            </w:tcBorders>
-            <w:tcMar>
-              <w:top w:type="dxa" w:w="30"/>
-              <w:left w:type="dxa" w:w="70"/>
-              <w:bottom w:type="dxa" w:w="30"/>
-              <w:right w:type="dxa" w:w="70"/>
-            </w:tcMar>
-            <w:vAlign w:val="center"/>
-          </w:tcPr>
-          <w:p>
-            <w:pPr>
+            <w:tcW w:type="dxa" w:w="1421"/>
+            <w:tcBorders>
+              <w:top w:val="single" w:color="000000" w:sz="4"/>
+              <w:left w:val="single" w:color="000000" w:sz="4"/>
+              <w:bottom w:val="single" w:color="000000" w:sz="4"/>
+              <w:right w:val="single" w:color="000000" w:sz="4"/>
+            </w:tcBorders>
+            <w:tcMar>
+              <w:top w:type="dxa" w:w="30"/>
+              <w:left w:type="dxa" w:w="70"/>
+              <w:bottom w:type="dxa" w:w="30"/>
+              <w:right w:type="dxa" w:w="70"/>
+            </w:tcMar>
+            <w:vAlign w:val="center"/>
+          </w:tcPr>
+          <w:p>
+            <w:pPr>
+              <w:keepNext w:val="false"/>
+              <w:spacing w:after="0" w:before="0" w:line="240" w:lineRule="auto"/>
+              <w:jc w:val="left"/>
+            </w:pPr>
+          </w:p>
+        </w:tc>
+        <w:tc>
+          <w:tcPr>
+            <w:tcW w:type="dxa" w:w="2114"/>
+            <w:tcBorders>
+              <w:top w:val="single" w:color="000000" w:sz="4"/>
+              <w:left w:val="single" w:color="000000" w:sz="4"/>
+              <w:bottom w:val="single" w:color="000000" w:sz="4"/>
+              <w:right w:val="single" w:color="000000" w:sz="4"/>
+            </w:tcBorders>
+            <w:tcMar>
+              <w:top w:type="dxa" w:w="30"/>
+              <w:left w:type="dxa" w:w="70"/>
+              <w:bottom w:type="dxa" w:w="30"/>
+              <w:right w:type="dxa" w:w="70"/>
+            </w:tcMar>
+            <w:vAlign w:val="center"/>
+          </w:tcPr>
+          <w:p>
+            <w:pPr>
+              <w:keepNext w:val="false"/>
+              <w:spacing w:after="0" w:before="0" w:line="240" w:lineRule="auto"/>
+              <w:jc w:val="left"/>
+            </w:pPr>
+          </w:p>
+        </w:tc>
+        <w:tc>
+          <w:tcPr>
+            <w:tcW w:type="dxa" w:w="732"/>
+            <w:tcBorders>
+              <w:top w:val="single" w:color="000000" w:sz="4"/>
+              <w:left w:val="single" w:color="000000" w:sz="4"/>
+              <w:bottom w:val="single" w:color="000000" w:sz="4"/>
+              <w:right w:val="single" w:color="000000" w:sz="4"/>
+            </w:tcBorders>
+            <w:tcMar>
+              <w:top w:type="dxa" w:w="30"/>
+              <w:left w:type="dxa" w:w="70"/>
+              <w:bottom w:type="dxa" w:w="30"/>
+              <w:right w:type="dxa" w:w="70"/>
+            </w:tcMar>
+            <w:vAlign w:val="center"/>
+          </w:tcPr>
+          <w:p>
+            <w:pPr>
+              <w:keepNext w:val="false"/>
+              <w:spacing w:after="0" w:before="0" w:line="240" w:lineRule="auto"/>
+              <w:jc w:val="left"/>
+            </w:pPr>
+          </w:p>
+        </w:tc>
+        <w:tc>
+          <w:tcPr>
+            <w:tcW w:type="dxa" w:w="732"/>
+            <w:tcBorders>
+              <w:top w:val="single" w:color="000000" w:sz="4"/>
+              <w:left w:val="single" w:color="000000" w:sz="4"/>
+              <w:bottom w:val="single" w:color="000000" w:sz="4"/>
+              <w:right w:val="single" w:color="000000" w:sz="4"/>
+            </w:tcBorders>
+            <w:tcMar>
+              <w:top w:type="dxa" w:w="30"/>
+              <w:left w:type="dxa" w:w="70"/>
+              <w:bottom w:type="dxa" w:w="30"/>
+              <w:right w:type="dxa" w:w="70"/>
+            </w:tcMar>
+            <w:vAlign w:val="center"/>
+          </w:tcPr>
+          <w:p>
+            <w:pPr>
+              <w:keepNext w:val="false"/>
+              <w:spacing w:after="0" w:before="0" w:line="240" w:lineRule="auto"/>
+              <w:jc w:val="left"/>
+            </w:pPr>
+          </w:p>
+        </w:tc>
+        <w:tc>
+          <w:tcPr>
+            <w:tcW w:type="dxa" w:w="733"/>
+            <w:tcBorders>
+              <w:top w:val="single" w:color="000000" w:sz="4"/>
+              <w:left w:val="single" w:color="000000" w:sz="4"/>
+              <w:bottom w:val="single" w:color="000000" w:sz="4"/>
+              <w:right w:val="single" w:color="000000" w:sz="4"/>
+            </w:tcBorders>
+            <w:tcMar>
+              <w:top w:type="dxa" w:w="30"/>
+              <w:left w:type="dxa" w:w="70"/>
+              <w:bottom w:type="dxa" w:w="30"/>
+              <w:right w:type="dxa" w:w="70"/>
+            </w:tcMar>
+            <w:vAlign w:val="center"/>
+          </w:tcPr>
+          <w:p>
+            <w:pPr>
+              <w:keepNext w:val="false"/>
               <w:spacing w:after="0" w:before="0" w:line="240" w:lineRule="auto"/>
               <w:jc w:val="left"/>
             </w:pPr>
@@ -2846,6 +2906,7 @@
           </w:tcPr>
           <w:p>
             <w:pPr>
+              <w:keepNext/>
               <w:spacing w:after="0" w:before="0" w:line="240" w:lineRule="auto"/>
               <w:jc w:val="center"/>
             </w:pPr>
@@ -2883,6 +2944,7 @@
           </w:tcPr>
           <w:p>
             <w:pPr>
+              <w:keepNext/>
               <w:spacing w:after="0" w:before="0" w:line="240" w:lineRule="auto"/>
               <w:jc w:val="center"/>
             </w:pPr>
@@ -2920,6 +2982,7 @@
           </w:tcPr>
           <w:p>
             <w:pPr>
+              <w:keepNext/>
               <w:spacing w:after="0" w:before="0" w:line="240" w:lineRule="auto"/>
               <w:jc w:val="center"/>
             </w:pPr>
@@ -2957,6 +3020,7 @@
           </w:tcPr>
           <w:p>
             <w:pPr>
+              <w:keepNext/>
               <w:spacing w:after="0" w:before="0" w:line="240" w:lineRule="auto"/>
               <w:jc w:val="center"/>
             </w:pPr>
@@ -2994,6 +3058,7 @@
           </w:tcPr>
           <w:p>
             <w:pPr>
+              <w:keepNext/>
               <w:spacing w:after="0" w:before="0" w:line="240" w:lineRule="auto"/>
               <w:jc w:val="center"/>
             </w:pPr>
@@ -3031,6 +3096,7 @@
           </w:tcPr>
           <w:p>
             <w:pPr>
+              <w:keepNext/>
               <w:spacing w:after="0" w:before="0" w:line="240" w:lineRule="auto"/>
               <w:jc w:val="center"/>
             </w:pPr>
@@ -3068,6 +3134,7 @@
           </w:tcPr>
           <w:p>
             <w:pPr>
+              <w:keepNext/>
               <w:spacing w:after="0" w:before="0" w:line="240" w:lineRule="auto"/>
               <w:jc w:val="center"/>
             </w:pPr>
@@ -3105,6 +3172,7 @@
           </w:tcPr>
           <w:p>
             <w:pPr>
+              <w:keepNext/>
               <w:spacing w:after="0" w:before="0" w:line="240" w:lineRule="auto"/>
               <w:jc w:val="center"/>
             </w:pPr>
@@ -3147,6 +3215,7 @@
           </w:tcPr>
           <w:p>
             <w:pPr>
+              <w:keepNext/>
               <w:spacing w:after="0" w:before="0" w:line="240" w:lineRule="auto"/>
               <w:jc w:val="left"/>
             </w:pPr>
@@ -3183,6 +3252,7 @@
           </w:tcPr>
           <w:p>
             <w:pPr>
+              <w:keepNext/>
               <w:spacing w:after="0" w:before="0" w:line="240" w:lineRule="auto"/>
               <w:jc w:val="left"/>
             </w:pPr>
@@ -3219,6 +3289,7 @@
           </w:tcPr>
           <w:p>
             <w:pPr>
+              <w:keepNext/>
               <w:spacing w:after="0" w:before="0" w:line="240" w:lineRule="auto"/>
               <w:jc w:val="left"/>
             </w:pPr>
@@ -3255,6 +3326,7 @@
           </w:tcPr>
           <w:p>
             <w:pPr>
+              <w:keepNext/>
               <w:spacing w:after="0" w:before="0" w:line="240" w:lineRule="auto"/>
               <w:jc w:val="left"/>
             </w:pPr>
@@ -3291,6 +3363,7 @@
           </w:tcPr>
           <w:p>
             <w:pPr>
+              <w:keepNext/>
               <w:spacing w:after="0" w:before="0" w:line="240" w:lineRule="auto"/>
               <w:jc w:val="left"/>
             </w:pPr>
@@ -3327,6 +3400,7 @@
           </w:tcPr>
           <w:p>
             <w:pPr>
+              <w:keepNext/>
               <w:spacing w:after="0" w:before="0" w:line="240" w:lineRule="auto"/>
               <w:jc w:val="left"/>
             </w:pPr>
@@ -3363,6 +3437,7 @@
           </w:tcPr>
           <w:p>
             <w:pPr>
+              <w:keepNext/>
               <w:spacing w:after="0" w:before="0" w:line="240" w:lineRule="auto"/>
               <w:jc w:val="left"/>
             </w:pPr>
@@ -3399,6 +3474,7 @@
           </w:tcPr>
           <w:p>
             <w:pPr>
+              <w:keepNext/>
               <w:spacing w:after="0" w:before="0" w:line="240" w:lineRule="auto"/>
               <w:jc w:val="left"/>
             </w:pPr>
@@ -3442,6 +3518,7 @@
           </w:tcPr>
           <w:p>
             <w:pPr>
+              <w:keepNext/>
               <w:spacing w:after="0" w:before="0" w:line="240" w:lineRule="auto"/>
               <w:jc w:val="left"/>
             </w:pPr>
@@ -3478,6 +3555,7 @@
           </w:tcPr>
           <w:p>
             <w:pPr>
+              <w:keepNext/>
               <w:spacing w:after="0" w:before="0" w:line="240" w:lineRule="auto"/>
               <w:jc w:val="left"/>
             </w:pPr>
@@ -3514,6 +3592,7 @@
           </w:tcPr>
           <w:p>
             <w:pPr>
+              <w:keepNext/>
               <w:spacing w:after="0" w:before="0" w:line="240" w:lineRule="auto"/>
               <w:jc w:val="left"/>
             </w:pPr>
@@ -3550,6 +3629,7 @@
           </w:tcPr>
           <w:p>
             <w:pPr>
+              <w:keepNext/>
               <w:spacing w:after="0" w:before="0" w:line="240" w:lineRule="auto"/>
               <w:jc w:val="left"/>
             </w:pPr>
@@ -3586,6 +3666,7 @@
           </w:tcPr>
           <w:p>
             <w:pPr>
+              <w:keepNext/>
               <w:spacing w:after="0" w:before="0" w:line="240" w:lineRule="auto"/>
               <w:jc w:val="left"/>
             </w:pPr>
@@ -3622,6 +3703,7 @@
           </w:tcPr>
           <w:p>
             <w:pPr>
+              <w:keepNext/>
               <w:spacing w:after="0" w:before="0" w:line="240" w:lineRule="auto"/>
               <w:jc w:val="left"/>
             </w:pPr>
@@ -3646,6 +3728,7 @@
           </w:tcPr>
           <w:p>
             <w:pPr>
+              <w:keepNext/>
               <w:spacing w:after="0" w:before="0" w:line="240" w:lineRule="auto"/>
               <w:jc w:val="left"/>
             </w:pPr>
@@ -3682,6 +3765,7 @@
           </w:tcPr>
           <w:p>
             <w:pPr>
+              <w:keepNext/>
               <w:spacing w:after="0" w:before="0" w:line="240" w:lineRule="auto"/>
               <w:jc w:val="left"/>
             </w:pPr>
@@ -3712,6 +3796,7 @@
           </w:tcPr>
           <w:p>
             <w:pPr>
+              <w:keepNext/>
               <w:spacing w:after="0" w:before="0" w:line="240" w:lineRule="auto"/>
               <w:jc w:val="left"/>
             </w:pPr>
@@ -3748,6 +3833,7 @@
           </w:tcPr>
           <w:p>
             <w:pPr>
+              <w:keepNext/>
               <w:spacing w:after="0" w:before="0" w:line="240" w:lineRule="auto"/>
               <w:jc w:val="left"/>
             </w:pPr>
@@ -3784,6 +3870,7 @@
           </w:tcPr>
           <w:p>
             <w:pPr>
+              <w:keepNext/>
               <w:spacing w:after="0" w:before="0" w:line="240" w:lineRule="auto"/>
               <w:jc w:val="left"/>
             </w:pPr>
@@ -3820,6 +3907,7 @@
           </w:tcPr>
           <w:p>
             <w:pPr>
+              <w:keepNext/>
               <w:spacing w:after="0" w:before="0" w:line="240" w:lineRule="auto"/>
               <w:jc w:val="left"/>
             </w:pPr>
@@ -3856,6 +3944,7 @@
           </w:tcPr>
           <w:p>
             <w:pPr>
+              <w:keepNext/>
               <w:spacing w:after="0" w:before="0" w:line="240" w:lineRule="auto"/>
               <w:jc w:val="left"/>
             </w:pPr>
@@ -3892,6 +3981,7 @@
           </w:tcPr>
           <w:p>
             <w:pPr>
+              <w:keepNext/>
               <w:spacing w:after="0" w:before="0" w:line="240" w:lineRule="auto"/>
               <w:jc w:val="left"/>
             </w:pPr>
@@ -3916,6 +4006,7 @@
           </w:tcPr>
           <w:p>
             <w:pPr>
+              <w:keepNext/>
               <w:spacing w:after="0" w:before="0" w:line="240" w:lineRule="auto"/>
               <w:jc w:val="left"/>
             </w:pPr>
@@ -3952,6 +4043,7 @@
           </w:tcPr>
           <w:p>
             <w:pPr>
+              <w:keepNext/>
               <w:spacing w:after="0" w:before="0" w:line="240" w:lineRule="auto"/>
               <w:jc w:val="left"/>
             </w:pPr>
@@ -3982,6 +4074,7 @@
           </w:tcPr>
           <w:p>
             <w:pPr>
+              <w:keepNext/>
               <w:spacing w:after="0" w:before="0" w:line="240" w:lineRule="auto"/>
               <w:jc w:val="left"/>
             </w:pPr>
@@ -4018,6 +4111,7 @@
           </w:tcPr>
           <w:p>
             <w:pPr>
+              <w:keepNext/>
               <w:spacing w:after="0" w:before="0" w:line="240" w:lineRule="auto"/>
               <w:jc w:val="left"/>
             </w:pPr>
@@ -4054,6 +4148,7 @@
           </w:tcPr>
           <w:p>
             <w:pPr>
+              <w:keepNext/>
               <w:spacing w:after="0" w:before="0" w:line="240" w:lineRule="auto"/>
               <w:jc w:val="left"/>
             </w:pPr>
@@ -4090,6 +4185,7 @@
           </w:tcPr>
           <w:p>
             <w:pPr>
+              <w:keepNext/>
               <w:spacing w:after="0" w:before="0" w:line="240" w:lineRule="auto"/>
               <w:jc w:val="left"/>
             </w:pPr>
@@ -4126,6 +4222,7 @@
           </w:tcPr>
           <w:p>
             <w:pPr>
+              <w:keepNext/>
               <w:spacing w:after="0" w:before="0" w:line="240" w:lineRule="auto"/>
               <w:jc w:val="left"/>
             </w:pPr>
@@ -4162,6 +4259,7 @@
           </w:tcPr>
           <w:p>
             <w:pPr>
+              <w:keepNext/>
               <w:spacing w:after="0" w:before="0" w:line="240" w:lineRule="auto"/>
               <w:jc w:val="left"/>
             </w:pPr>
@@ -4186,6 +4284,7 @@
           </w:tcPr>
           <w:p>
             <w:pPr>
+              <w:keepNext/>
               <w:spacing w:after="0" w:before="0" w:line="240" w:lineRule="auto"/>
               <w:jc w:val="left"/>
             </w:pPr>
@@ -4222,6 +4321,7 @@
           </w:tcPr>
           <w:p>
             <w:pPr>
+              <w:keepNext/>
               <w:spacing w:after="0" w:before="0" w:line="240" w:lineRule="auto"/>
               <w:jc w:val="left"/>
             </w:pPr>
@@ -4252,6 +4352,7 @@
           </w:tcPr>
           <w:p>
             <w:pPr>
+              <w:keepNext/>
               <w:spacing w:after="0" w:before="0" w:line="240" w:lineRule="auto"/>
               <w:jc w:val="left"/>
             </w:pPr>
@@ -4288,6 +4389,7 @@
           </w:tcPr>
           <w:p>
             <w:pPr>
+              <w:keepNext/>
               <w:spacing w:after="0" w:before="0" w:line="240" w:lineRule="auto"/>
               <w:jc w:val="left"/>
             </w:pPr>
@@ -4324,6 +4426,7 @@
           </w:tcPr>
           <w:p>
             <w:pPr>
+              <w:keepNext/>
               <w:spacing w:after="0" w:before="0" w:line="240" w:lineRule="auto"/>
               <w:jc w:val="left"/>
             </w:pPr>
@@ -4360,6 +4463,7 @@
           </w:tcPr>
           <w:p>
             <w:pPr>
+              <w:keepNext/>
               <w:spacing w:after="0" w:before="0" w:line="240" w:lineRule="auto"/>
               <w:jc w:val="left"/>
             </w:pPr>
@@ -4384,6 +4488,7 @@
           </w:tcPr>
           <w:p>
             <w:pPr>
+              <w:keepNext/>
               <w:spacing w:after="0" w:before="0" w:line="240" w:lineRule="auto"/>
               <w:jc w:val="left"/>
             </w:pPr>
@@ -4420,6 +4525,7 @@
           </w:tcPr>
           <w:p>
             <w:pPr>
+              <w:keepNext/>
               <w:spacing w:after="0" w:before="0" w:line="240" w:lineRule="auto"/>
               <w:jc w:val="left"/>
             </w:pPr>
@@ -4444,6 +4550,7 @@
           </w:tcPr>
           <w:p>
             <w:pPr>
+              <w:keepNext/>
               <w:spacing w:after="0" w:before="0" w:line="240" w:lineRule="auto"/>
               <w:jc w:val="left"/>
             </w:pPr>
@@ -4480,6 +4587,7 @@
           </w:tcPr>
           <w:p>
             <w:pPr>
+              <w:keepNext/>
               <w:spacing w:after="0" w:before="0" w:line="240" w:lineRule="auto"/>
               <w:jc w:val="left"/>
             </w:pPr>
@@ -4510,6 +4618,7 @@
           </w:tcPr>
           <w:p>
             <w:pPr>
+              <w:keepNext w:val="false"/>
               <w:spacing w:after="0" w:before="0" w:line="240" w:lineRule="auto"/>
               <w:jc w:val="left"/>
             </w:pPr>
@@ -4546,6 +4655,7 @@
           </w:tcPr>
           <w:p>
             <w:pPr>
+              <w:keepNext w:val="false"/>
               <w:spacing w:after="0" w:before="0" w:line="240" w:lineRule="auto"/>
               <w:jc w:val="left"/>
             </w:pPr>
@@ -4582,6 +4692,7 @@
           </w:tcPr>
           <w:p>
             <w:pPr>
+              <w:keepNext w:val="false"/>
               <w:spacing w:after="0" w:before="0" w:line="240" w:lineRule="auto"/>
               <w:jc w:val="left"/>
             </w:pPr>
@@ -4618,6 +4729,7 @@
           </w:tcPr>
           <w:p>
             <w:pPr>
+              <w:keepNext w:val="false"/>
               <w:spacing w:after="0" w:before="0" w:line="240" w:lineRule="auto"/>
               <w:jc w:val="left"/>
             </w:pPr>
@@ -4642,6 +4754,7 @@
           </w:tcPr>
           <w:p>
             <w:pPr>
+              <w:keepNext w:val="false"/>
               <w:spacing w:after="0" w:before="0" w:line="240" w:lineRule="auto"/>
               <w:jc w:val="left"/>
             </w:pPr>
@@ -4678,6 +4791,7 @@
           </w:tcPr>
           <w:p>
             <w:pPr>
+              <w:keepNext w:val="false"/>
               <w:spacing w:after="0" w:before="0" w:line="240" w:lineRule="auto"/>
               <w:jc w:val="left"/>
             </w:pPr>
@@ -4714,6 +4828,7 @@
           </w:tcPr>
           <w:p>
             <w:pPr>
+              <w:keepNext w:val="false"/>
               <w:spacing w:after="0" w:before="0" w:line="240" w:lineRule="auto"/>
               <w:jc w:val="left"/>
             </w:pPr>
@@ -4750,6 +4865,7 @@
           </w:tcPr>
           <w:p>
             <w:pPr>
+              <w:keepNext w:val="false"/>
               <w:spacing w:after="0" w:before="0" w:line="240" w:lineRule="auto"/>
               <w:jc w:val="left"/>
             </w:pPr>
